--- a/textos/ERP v6.5 cambios.docx
+++ b/textos/ERP v6.5 cambios.docx
@@ -1,24 +1,2156 @@
 
 <file path=word/document.xml><?xml version="1.0" encoding="utf-8"?>
-<w:document xmlns:wpc="http://schemas.microsoft.com/office/word/2010/wordprocessingCanvas" xmlns:cx="http://schemas.microsoft.com/office/drawing/2014/chartex" xmlns:cx1="http://schemas.microsoft.com/office/drawing/2015/9/8/chartex" xmlns:cx2="http://schemas.microsoft.com/office/drawing/2015/10/21/chartex" xmlns:cx3="http://schemas.microsoft.com/office/drawing/2016/5/9/chartex" xmlns:cx4="http://schemas.microsoft.com/office/drawing/2016/5/10/chartex" xmlns:cx5="http://schemas.microsoft.com/office/drawing/2016/5/11/chartex" xmlns:cx6="http://schemas.microsoft.com/office/drawing/2016/5/12/chartex" xmlns:cx7="http://schemas.microsoft.com/office/drawing/2016/5/13/chartex" xmlns:cx8="http://schemas.microsoft.com/office/drawing/2016/5/14/chartex" xmlns:mc="http://schemas.openxmlformats.org/markup-compatibility/2006" xmlns:aink="http://schemas.microsoft.com/office/drawing/2016/ink" xmlns:am3d="http://schemas.microsoft.com/office/drawing/2017/model3d" xmlns:o="urn:schemas-microsoft-com:office:office" xmlns:oel="http://schemas.microsoft.com/office/2019/extlst" xmlns:r="http://schemas.openxmlformats.org/officeDocument/2006/relationships" xmlns:m="http://schemas.openxmlformats.org/officeDocument/2006/math" xmlns:v="urn:schemas-microsoft-com:vml" xmlns:wp14="http://schemas.microsoft.com/office/word/2010/wordprocessingDrawing" xmlns:wp="http://schemas.openxmlformats.org/drawingml/2006/wordprocessingDrawing" xmlns:w10="urn:schemas-microsoft-com:office:word" xmlns:w="http://schemas.openxmlformats.org/wordprocessingml/2006/main" xmlns:w14="http://schemas.microsoft.com/office/word/2010/wordml" xmlns:w15="http://schemas.microsoft.com/office/word/2012/wordml" xmlns:w16cex="http://schemas.microsoft.com/office/word/2018/wordml/cex" xmlns:w16cid="http://schemas.microsoft.com/office/word/2016/wordml/cid" xmlns:w16="http://schemas.microsoft.com/office/word/2018/wordml" xmlns:w16du="http://schemas.microsoft.com/office/word/2023/wordml/word16du" xmlns:w16sdtdh="http://schemas.microsoft.com/office/word/2020/wordml/sdtdatahash" xmlns:w16sdtfl="http://schemas.microsoft.com/office/word/2024/wordml/sdtformatlock" xmlns:w16se="http://schemas.microsoft.com/office/word/2015/wordml/symex" xmlns:wpg="http://schemas.microsoft.com/office/word/2010/wordprocessingGroup" xmlns:wpi="http://schemas.microsoft.com/office/word/2010/wordprocessingInk" xmlns:wne="http://schemas.microsoft.com/office/word/2006/wordml" xmlns:wps="http://schemas.microsoft.com/office/word/2010/wordprocessingShape" mc:Ignorable="w14 w15 w16se w16cid w16 w16cex w16sdtdh w16sdtfl w16du wp14">
+<w:document xmlns:wpc="http://schemas.microsoft.com/office/word/2010/wordprocessingCanvas" xmlns:cx="http://schemas.microsoft.com/office/drawing/2014/chartex" xmlns:cx1="http://schemas.microsoft.com/office/drawing/2015/9/8/chartex" xmlns:cx2="http://schemas.microsoft.com/office/drawing/2015/10/21/chartex" xmlns:cx3="http://schemas.microsoft.com/office/drawing/2016/5/9/chartex" xmlns:cx4="http://schemas.microsoft.com/office/drawing/2016/5/10/chartex" xmlns:cx5="http://schemas.microsoft.com/office/drawing/2016/5/11/chartex" xmlns:cx6="http://schemas.microsoft.com/office/drawing/2016/5/12/chartex" xmlns:cx7="http://schemas.microsoft.com/office/drawing/2016/5/13/chartex" xmlns:cx8="http://schemas.microsoft.com/office/drawing/2016/5/14/chartex" xmlns:mc="http://schemas.openxmlformats.org/markup-compatibility/2006" xmlns:aink="http://schemas.microsoft.com/office/drawing/2016/ink" xmlns:am3d="http://schemas.microsoft.com/office/drawing/2017/model3d" xmlns:o="urn:schemas-microsoft-com:office:office" xmlns:r="http://schemas.openxmlformats.org/officeDocument/2006/relationships" xmlns:m="http://schemas.openxmlformats.org/officeDocument/2006/math" xmlns:v="urn:schemas-microsoft-com:vml" xmlns:wp14="http://schemas.microsoft.com/office/word/2010/wordprocessingDrawing" xmlns:wp="http://schemas.openxmlformats.org/drawingml/2006/wordprocessingDrawing" xmlns:w10="urn:schemas-microsoft-com:office:word" xmlns:w="http://schemas.openxmlformats.org/wordprocessingml/2006/main" xmlns:w14="http://schemas.microsoft.com/office/word/2010/wordml" xmlns:w15="http://schemas.microsoft.com/office/word/2012/wordml" xmlns:w16cex="http://schemas.microsoft.com/office/word/2018/wordml/cex" xmlns:w16cid="http://schemas.microsoft.com/office/word/2016/wordml/cid" xmlns:w16="http://schemas.microsoft.com/office/word/2018/wordml" xmlns:w16sdtdh="http://schemas.microsoft.com/office/word/2020/wordml/sdtdatahash" xmlns:w16se="http://schemas.microsoft.com/office/word/2015/wordml/symex" xmlns:wpg="http://schemas.microsoft.com/office/word/2010/wordprocessingGroup" xmlns:wpi="http://schemas.microsoft.com/office/word/2010/wordprocessingInk" xmlns:wne="http://schemas.microsoft.com/office/word/2006/wordml" xmlns:wps="http://schemas.microsoft.com/office/word/2010/wordprocessingShape" mc:Ignorable="w14 w15 w16se w16cid w16 w16cex w16sdtdh wp14">
   <w:body>
     <w:p>
-      <w:r>
-        <w:t>14035</w:t>
-      </w:r>
-      <w:r>
+      <w:pPr>
+        <w:pStyle w:val="Ttulo2"/>
+      </w:pPr>
+      <w:r>
+        <w:t>14035 Reincidencia decimales en reportes</w:t>
+      </w:r>
+    </w:p>
+    <w:p>
+      <w:r>
+        <w:t>Se corrigió el redondeo de las partidas, tanto en Ordenes de Compra y Salidas, respecto a cuentas contables de afiliados</w:t>
+      </w:r>
+      <w:r>
+        <w:t>, impuesto, otros cargos, proveedores (o la correspondiente a cada coop). De haber partidas descuadras por décimas, deben ajustarse de forma manual (Capturas presentes en #35)</w:t>
+      </w:r>
+    </w:p>
+    <w:p>
+      <w:pPr>
+        <w:rPr>
+          <w:b/>
+          <w:bCs/>
+        </w:rPr>
+      </w:pPr>
+      <w:r>
+        <w:rPr>
+          <w:b/>
+          <w:bCs/>
+        </w:rPr>
+        <w:t>Revisar Anexo 1.1, respecto a Facturas anuladas sin partidas</w:t>
+      </w:r>
+    </w:p>
+    <w:p>
+      <w:pPr>
+        <w:rPr>
+          <w:b/>
+          <w:bCs/>
+        </w:rPr>
+      </w:pPr>
+    </w:p>
+    <w:p>
+      <w:pPr>
+        <w:pStyle w:val="Ttulo2"/>
+        <w:rPr>
+          <w:rFonts w:eastAsia="Times New Roman"/>
+          <w:lang w:val="es-MX" w:eastAsia="es-MX"/>
+        </w:rPr>
+      </w:pPr>
+      <w:r>
+        <w:rPr>
+          <w:rFonts w:eastAsia="Times New Roman"/>
+          <w:lang w:val="es-MX" w:eastAsia="es-MX"/>
+        </w:rPr>
+        <w:t>14035 - Reincidencia decimales en reportes</w:t>
+      </w:r>
+    </w:p>
+    <w:p>
+      <w:r>
+        <w:t>Previo a esta mejora se habían hecho cambios a la generación de secuencial a vales registrados, pero se detecto que sin importar el cambio el mismo error se sucitaba (descrito en la imagen de abajo), donde: Un vale con un determinado numero puede o pudo haber estado asignado a mas de un cliente; donde en algún punto la secuencia se perdió y ala asignación se reinició.</w:t>
+      </w:r>
+    </w:p>
+    <w:p/>
+    <w:p>
+      <w:r>
+        <w:t xml:space="preserve">Para ello se decidió </w:t>
+      </w:r>
+      <w:r>
+        <w:rPr>
+          <w:b/>
+          <w:bCs/>
+        </w:rPr>
+        <w:t>OBLIGATORIAMENTE</w:t>
+      </w:r>
+      <w:r>
+        <w:t xml:space="preserve"> agregar un campo extra en la tabla </w:t>
+      </w:r>
+      <w:r>
+        <w:rPr>
+          <w:b/>
+          <w:bCs/>
+          <w:i/>
+          <w:iCs/>
+        </w:rPr>
+        <w:t>Cobro_x_Vale</w:t>
+      </w:r>
+      <w:r>
+        <w:rPr>
+          <w:b/>
+          <w:bCs/>
+          <w:i/>
+          <w:iCs/>
+        </w:rPr>
         <w:t xml:space="preserve"> </w:t>
       </w:r>
-      <w:proofErr w:type="gramStart"/>
-      <w:r>
-        <w:t>Reincidencia</w:t>
-      </w:r>
-      <w:proofErr w:type="gramEnd"/>
-      <w:r>
-        <w:t xml:space="preserve"> decimales en reportes</w:t>
+      <w:r>
+        <w:t xml:space="preserve">que capture el código del cliente a quien le pertenece ese cobro. Se adjunto dos (2) querys dentro del archivo </w:t>
+      </w:r>
+      <w:r>
+        <w:rPr>
+          <w:i/>
+          <w:iCs/>
+        </w:rPr>
+        <w:t>7. MODIFICAR COBROS DE VALES -  AGREGAR CAMPO A LA TABLA.sql</w:t>
+      </w:r>
+      <w:r>
+        <w:t xml:space="preserve"> , </w:t>
+      </w:r>
+      <w:r>
+        <w:t>uno hace un alter a la tabla y el otro inserta los códigos de cliente en dicha columna.</w:t>
       </w:r>
     </w:p>
     <w:p/>
+    <w:p>
+      <w:r>
+        <w:t>Dado que el disponible del vale se reconstruye por los cobros</w:t>
+      </w:r>
+    </w:p>
+    <w:p>
+      <w:pPr>
+        <w:rPr>
+          <w:b/>
+          <w:bCs/>
+        </w:rPr>
+      </w:pPr>
+    </w:p>
+    <w:p>
+      <w:pPr>
+        <w:rPr>
+          <w:b/>
+          <w:bCs/>
+        </w:rPr>
+      </w:pPr>
+      <w:r>
+        <w:rPr>
+          <w:b/>
+          <w:bCs/>
+        </w:rPr>
+        <w:drawing>
+          <wp:inline distT="0" distB="0" distL="0" distR="0" wp14:anchorId="7FC85F06" wp14:editId="022FE735">
+            <wp:extent cx="3406737" cy="1910080"/>
+            <wp:effectExtent l="0" t="0" r="3810" b="0"/>
+            <wp:docPr id="1" name="Imagen 1"/>
+            <wp:cNvGraphicFramePr>
+              <a:graphicFrameLocks xmlns:a="http://schemas.openxmlformats.org/drawingml/2006/main" noChangeAspect="1"/>
+            </wp:cNvGraphicFramePr>
+            <a:graphic xmlns:a="http://schemas.openxmlformats.org/drawingml/2006/main">
+              <a:graphicData uri="http://schemas.openxmlformats.org/drawingml/2006/picture">
+                <pic:pic xmlns:pic="http://schemas.openxmlformats.org/drawingml/2006/picture">
+                  <pic:nvPicPr>
+                    <pic:cNvPr id="1" name=""/>
+                    <pic:cNvPicPr/>
+                  </pic:nvPicPr>
+                  <pic:blipFill>
+                    <a:blip r:embed="rId4"/>
+                    <a:stretch>
+                      <a:fillRect/>
+                    </a:stretch>
+                  </pic:blipFill>
+                  <pic:spPr>
+                    <a:xfrm>
+                      <a:off x="0" y="0"/>
+                      <a:ext cx="3412565" cy="1913348"/>
+                    </a:xfrm>
+                    <a:prstGeom prst="rect">
+                      <a:avLst/>
+                    </a:prstGeom>
+                  </pic:spPr>
+                </pic:pic>
+              </a:graphicData>
+            </a:graphic>
+          </wp:inline>
+        </w:drawing>
+      </w:r>
+    </w:p>
+    <w:p>
+      <w:pPr>
+        <w:rPr>
+          <w:b/>
+          <w:bCs/>
+        </w:rPr>
+      </w:pPr>
+    </w:p>
+    <w:p>
+      <w:pPr>
+        <w:rPr>
+          <w:b/>
+          <w:bCs/>
+        </w:rPr>
+      </w:pPr>
+    </w:p>
+    <w:p>
+      <w:pPr>
+        <w:rPr>
+          <w:b/>
+          <w:bCs/>
+        </w:rPr>
+      </w:pPr>
+    </w:p>
+    <w:p>
+      <w:pPr>
+        <w:pStyle w:val="Ttulo2"/>
+        <w:rPr>
+          <w:rFonts w:eastAsia="Times New Roman"/>
+          <w:lang w:val="es-MX" w:eastAsia="es-MX"/>
+        </w:rPr>
+      </w:pPr>
+      <w:r>
+        <w:rPr>
+          <w:rFonts w:eastAsia="Times New Roman"/>
+          <w:lang w:val="es-MX" w:eastAsia="es-MX"/>
+        </w:rPr>
+        <w:lastRenderedPageBreak/>
+        <w:t>13196 - Descuadre en reporte Vrs. Saldos Cuentas por Cobrar</w:t>
+      </w:r>
+    </w:p>
+    <w:p>
+      <w:pPr>
+        <w:rPr>
+          <w:lang w:val="es-MX" w:eastAsia="es-MX"/>
+        </w:rPr>
+      </w:pPr>
+      <w:r>
+        <w:rPr>
+          <w:lang w:val="es-MX" w:eastAsia="es-MX"/>
+        </w:rPr>
+        <w:t>Ruta: C</w:t>
+      </w:r>
+      <w:r>
+        <w:rPr>
+          <w:lang w:val="es-MX" w:eastAsia="es-MX"/>
+        </w:rPr>
+        <w:t>uentas por cobrar-</w:t>
+      </w:r>
+      <w:r>
+        <w:rPr>
+          <w:lang w:val="es-MX" w:eastAsia="es-MX"/>
+        </w:rPr>
+        <w:t>&gt;</w:t>
+      </w:r>
+      <w:r>
+        <w:rPr>
+          <w:lang w:val="es-MX" w:eastAsia="es-MX"/>
+        </w:rPr>
+        <w:t>reportes-</w:t>
+      </w:r>
+      <w:r>
+        <w:rPr>
+          <w:lang w:val="es-MX" w:eastAsia="es-MX"/>
+        </w:rPr>
+        <w:t>&gt;</w:t>
+      </w:r>
+      <w:r>
+        <w:rPr>
+          <w:lang w:val="es-MX" w:eastAsia="es-MX"/>
+        </w:rPr>
+        <w:t>saldo de clientes por filial</w:t>
+      </w:r>
+    </w:p>
+    <w:p>
+      <w:pPr>
+        <w:rPr>
+          <w:lang w:val="es-MX" w:eastAsia="es-MX"/>
+        </w:rPr>
+      </w:pPr>
+      <w:r>
+        <w:rPr>
+          <w:lang w:val="es-MX" w:eastAsia="es-MX"/>
+        </w:rPr>
+        <w:t xml:space="preserve">Mediante este reporte se agregó la inclusión de vales cobrados, dado que algunos descuadres son por la falta del cobro de esos entre los pagos (como en la versión mas actual), son fracturas históricas previo a cambios tales como uso de vales, montos de facturas erróneos que deberían ser corregidos o que en su día se les hizo ajuste, no hay forma de saber cuales son los registros ajustados </w:t>
+      </w:r>
+    </w:p>
+    <w:p>
+      <w:pPr>
+        <w:rPr>
+          <w:lang w:val="es-MX" w:eastAsia="es-MX"/>
+        </w:rPr>
+      </w:pPr>
+      <w:r>
+        <w:rPr>
+          <w:lang w:val="es-MX" w:eastAsia="es-MX"/>
+        </w:rPr>
+        <w:t>Falta verificar con Esmugrupal el caso, ellos no usan Vales</w:t>
+      </w:r>
+      <w:r>
+        <w:rPr>
+          <w:lang w:val="es-MX" w:eastAsia="es-MX"/>
+        </w:rPr>
+        <w:t>. Se solicito base de pruebas, no hubo respuesta</w:t>
+      </w:r>
+    </w:p>
+    <w:p>
+      <w:pPr>
+        <w:rPr>
+          <w:lang w:val="es-MX" w:eastAsia="es-MX"/>
+        </w:rPr>
+      </w:pPr>
+    </w:p>
+    <w:p>
+      <w:pPr>
+        <w:pStyle w:val="Ttulo2"/>
+        <w:rPr>
+          <w:rFonts w:eastAsia="Times New Roman"/>
+          <w:lang w:val="es-MX" w:eastAsia="es-MX"/>
+        </w:rPr>
+      </w:pPr>
+      <w:r>
+        <w:rPr>
+          <w:rFonts w:eastAsia="Times New Roman"/>
+          <w:lang w:val="es-MX" w:eastAsia="es-MX"/>
+        </w:rPr>
+        <w:t>12631 - Ajustes de inventario</w:t>
+      </w:r>
+    </w:p>
+    <w:p>
+      <w:pPr>
+        <w:pStyle w:val="Ttulo2"/>
+        <w:rPr>
+          <w:rFonts w:eastAsia="Times New Roman"/>
+          <w:lang w:val="es-MX" w:eastAsia="es-MX"/>
+        </w:rPr>
+      </w:pPr>
+      <w:r>
+        <w:rPr>
+          <w:rFonts w:eastAsia="Times New Roman"/>
+          <w:lang w:val="es-MX" w:eastAsia="es-MX"/>
+        </w:rPr>
+        <w:t>14670 - ERROR EN REPORTES ERP CASO RAFAGA LITRO</w:t>
+      </w:r>
+    </w:p>
+    <w:p>
+      <w:pPr>
+        <w:pStyle w:val="Ttulo2"/>
+        <w:rPr>
+          <w:rFonts w:eastAsia="Times New Roman"/>
+          <w:lang w:val="es-MX" w:eastAsia="es-MX"/>
+        </w:rPr>
+      </w:pPr>
+      <w:r>
+        <w:rPr>
+          <w:rFonts w:eastAsia="Times New Roman"/>
+          <w:lang w:val="es-MX" w:eastAsia="es-MX"/>
+        </w:rPr>
+        <w:t>14494 - KARDEX POR PRODUCTO</w:t>
+      </w:r>
+    </w:p>
+    <w:p>
+      <w:pPr>
+        <w:rPr>
+          <w:lang w:val="es-MX" w:eastAsia="es-MX"/>
+        </w:rPr>
+      </w:pPr>
+    </w:p>
+    <w:p>
+      <w:pPr>
+        <w:rPr>
+          <w:lang w:val="es-MX" w:eastAsia="es-MX"/>
+        </w:rPr>
+      </w:pPr>
+      <w:r>
+        <w:rPr>
+          <w:lang w:val="es-MX" w:eastAsia="es-MX"/>
+        </w:rPr>
+        <w:t>14494</w:t>
+      </w:r>
+      <w:r>
+        <w:rPr>
+          <w:lang w:val="es-MX" w:eastAsia="es-MX"/>
+        </w:rPr>
+        <w:t>:</w:t>
+      </w:r>
+    </w:p>
+    <w:p>
+      <w:pPr>
+        <w:rPr>
+          <w:lang w:val="es-MX" w:eastAsia="es-MX"/>
+        </w:rPr>
+      </w:pPr>
+      <w:r>
+        <w:rPr>
+          <w:lang w:val="es-MX" w:eastAsia="es-MX"/>
+        </w:rPr>
+        <w:t>Se renovó el Kardex por producto, en Inventario -&gt; catalogo -&gt; imprimir</w:t>
+      </w:r>
+      <w:r>
+        <w:rPr>
+          <w:lang w:val="es-MX" w:eastAsia="es-MX"/>
+        </w:rPr>
+        <w:t>, donde se tomara una única fecha (fecha final) y tomara como base costo promedio y no ultimo costo, también para el calculo del costo promedio solo se toma los valores de las entradas.</w:t>
+      </w:r>
+      <w:r>
+        <w:rPr>
+          <w:lang w:val="es-MX" w:eastAsia="es-MX"/>
+        </w:rPr>
+        <w:t xml:space="preserve"> Se puede imprimir a excel</w:t>
+      </w:r>
+    </w:p>
+    <w:p>
+      <w:pPr>
+        <w:rPr>
+          <w:lang w:val="es-MX" w:eastAsia="es-MX"/>
+        </w:rPr>
+      </w:pPr>
+      <w:r>
+        <w:rPr>
+          <w:lang w:val="es-MX" w:eastAsia="es-MX"/>
+        </w:rPr>
+        <w:drawing>
+          <wp:inline distT="0" distB="0" distL="0" distR="0" wp14:anchorId="03E359E1" wp14:editId="32E74B14">
+            <wp:extent cx="4679950" cy="2134704"/>
+            <wp:effectExtent l="0" t="0" r="6350" b="0"/>
+            <wp:docPr id="2" name="Imagen 2"/>
+            <wp:cNvGraphicFramePr>
+              <a:graphicFrameLocks xmlns:a="http://schemas.openxmlformats.org/drawingml/2006/main" noChangeAspect="1"/>
+            </wp:cNvGraphicFramePr>
+            <a:graphic xmlns:a="http://schemas.openxmlformats.org/drawingml/2006/main">
+              <a:graphicData uri="http://schemas.openxmlformats.org/drawingml/2006/picture">
+                <pic:pic xmlns:pic="http://schemas.openxmlformats.org/drawingml/2006/picture">
+                  <pic:nvPicPr>
+                    <pic:cNvPr id="1" name=""/>
+                    <pic:cNvPicPr/>
+                  </pic:nvPicPr>
+                  <pic:blipFill>
+                    <a:blip r:embed="rId5"/>
+                    <a:stretch>
+                      <a:fillRect/>
+                    </a:stretch>
+                  </pic:blipFill>
+                  <pic:spPr>
+                    <a:xfrm>
+                      <a:off x="0" y="0"/>
+                      <a:ext cx="4686838" cy="2137846"/>
+                    </a:xfrm>
+                    <a:prstGeom prst="rect">
+                      <a:avLst/>
+                    </a:prstGeom>
+                  </pic:spPr>
+                </pic:pic>
+              </a:graphicData>
+            </a:graphic>
+          </wp:inline>
+        </w:drawing>
+      </w:r>
+    </w:p>
+    <w:p>
+      <w:pPr>
+        <w:rPr>
+          <w:b/>
+          <w:bCs/>
+          <w:i/>
+          <w:iCs/>
+          <w:lang w:val="es-MX" w:eastAsia="es-MX"/>
+        </w:rPr>
+      </w:pPr>
+      <w:r>
+        <w:rPr>
+          <w:b/>
+          <w:bCs/>
+          <w:i/>
+          <w:iCs/>
+          <w:lang w:val="es-MX" w:eastAsia="es-MX"/>
+        </w:rPr>
+        <w:t>Ver anexo 1.2, respecto a Recalculo de Costos promedios a Artículos</w:t>
+      </w:r>
+    </w:p>
+    <w:p>
+      <w:pPr>
+        <w:rPr>
+          <w:b/>
+          <w:bCs/>
+          <w:i/>
+          <w:iCs/>
+          <w:lang w:val="es-MX" w:eastAsia="es-MX"/>
+        </w:rPr>
+      </w:pPr>
+    </w:p>
+    <w:p>
+      <w:pPr>
+        <w:rPr>
+          <w:b/>
+          <w:bCs/>
+          <w:i/>
+          <w:iCs/>
+          <w:lang w:val="es-MX" w:eastAsia="es-MX"/>
+        </w:rPr>
+      </w:pPr>
+    </w:p>
+    <w:p>
+      <w:pPr>
+        <w:rPr>
+          <w:lang w:val="es-MX" w:eastAsia="es-MX"/>
+        </w:rPr>
+      </w:pPr>
+    </w:p>
+    <w:p>
+      <w:pPr>
+        <w:rPr>
+          <w:lang w:val="es-MX" w:eastAsia="es-MX"/>
+        </w:rPr>
+      </w:pPr>
+      <w:r>
+        <w:rPr>
+          <w:lang w:val="es-MX" w:eastAsia="es-MX"/>
+        </w:rPr>
+        <w:lastRenderedPageBreak/>
+        <w:t>14670</w:t>
+      </w:r>
+      <w:r>
+        <w:rPr>
+          <w:lang w:val="es-MX" w:eastAsia="es-MX"/>
+        </w:rPr>
+        <w:t xml:space="preserve"> y </w:t>
+      </w:r>
+      <w:r>
+        <w:rPr>
+          <w:lang w:val="es-MX" w:eastAsia="es-MX"/>
+        </w:rPr>
+        <w:t>12631</w:t>
+      </w:r>
+    </w:p>
+    <w:p>
+      <w:pPr>
+        <w:rPr>
+          <w:lang w:val="es-MX" w:eastAsia="es-MX"/>
+        </w:rPr>
+      </w:pPr>
+      <w:r>
+        <w:rPr>
+          <w:lang w:val="es-MX" w:eastAsia="es-MX"/>
+        </w:rPr>
+        <w:t xml:space="preserve">Se modificó el reporte de Inventario -&gt; Reportes </w:t>
+      </w:r>
+      <w:r>
+        <w:rPr>
+          <w:lang w:val="es-MX" w:eastAsia="es-MX"/>
+        </w:rPr>
+        <w:t xml:space="preserve">-&gt; Existencia por fechas </w:t>
+      </w:r>
+    </w:p>
+    <w:p>
+      <w:pPr>
+        <w:rPr>
+          <w:lang w:val="es-MX" w:eastAsia="es-MX"/>
+        </w:rPr>
+      </w:pPr>
+      <w:r>
+        <w:rPr>
+          <w:lang w:val="es-MX" w:eastAsia="es-MX"/>
+        </w:rPr>
+        <w:t xml:space="preserve">El filtro ahora permite dejar la segunda fecha como única fecha ( a la fecha), dejando la fecha 1 en blanco. Lo reportado aquí se da porque entre fechas las salidas no corresponden al rango de fechas. </w:t>
+      </w:r>
+    </w:p>
+    <w:p>
+      <w:pPr>
+        <w:rPr>
+          <w:lang w:val="es-MX" w:eastAsia="es-MX"/>
+        </w:rPr>
+      </w:pPr>
+      <w:r>
+        <w:rPr>
+          <w:lang w:val="es-MX" w:eastAsia="es-MX"/>
+        </w:rPr>
+        <w:t xml:space="preserve">Se modifico el reporte para que mostrara el costo promedio </w:t>
+      </w:r>
+    </w:p>
+    <w:p>
+      <w:pPr>
+        <w:rPr>
+          <w:lang w:val="es-MX" w:eastAsia="es-MX"/>
+        </w:rPr>
+      </w:pPr>
+      <w:r>
+        <w:rPr>
+          <w:noProof/>
+          <w:lang w:val="es-MX" w:eastAsia="es-MX"/>
+        </w:rPr>
+        <mc:AlternateContent>
+          <mc:Choice Requires="wps">
+            <w:drawing>
+              <wp:anchor distT="0" distB="0" distL="114300" distR="114300" simplePos="0" relativeHeight="251661312" behindDoc="0" locked="0" layoutInCell="1" allowOverlap="1" wp14:anchorId="68B3A018" wp14:editId="56566292">
+                <wp:simplePos x="0" y="0"/>
+                <wp:positionH relativeFrom="column">
+                  <wp:posOffset>5149215</wp:posOffset>
+                </wp:positionH>
+                <wp:positionV relativeFrom="paragraph">
+                  <wp:posOffset>1972945</wp:posOffset>
+                </wp:positionV>
+                <wp:extent cx="831850" cy="501650"/>
+                <wp:effectExtent l="19050" t="19050" r="25400" b="31750"/>
+                <wp:wrapNone/>
+                <wp:docPr id="6" name="Flecha: hacia la izquierda 6"/>
+                <wp:cNvGraphicFramePr/>
+                <a:graphic xmlns:a="http://schemas.openxmlformats.org/drawingml/2006/main">
+                  <a:graphicData uri="http://schemas.microsoft.com/office/word/2010/wordprocessingShape">
+                    <wps:wsp>
+                      <wps:cNvSpPr/>
+                      <wps:spPr>
+                        <a:xfrm>
+                          <a:off x="0" y="0"/>
+                          <a:ext cx="831850" cy="501650"/>
+                        </a:xfrm>
+                        <a:prstGeom prst="leftArrow">
+                          <a:avLst/>
+                        </a:prstGeom>
+                      </wps:spPr>
+                      <wps:style>
+                        <a:lnRef idx="2">
+                          <a:schemeClr val="accent1">
+                            <a:shade val="50000"/>
+                          </a:schemeClr>
+                        </a:lnRef>
+                        <a:fillRef idx="1">
+                          <a:schemeClr val="accent1"/>
+                        </a:fillRef>
+                        <a:effectRef idx="0">
+                          <a:schemeClr val="accent1"/>
+                        </a:effectRef>
+                        <a:fontRef idx="minor">
+                          <a:schemeClr val="lt1"/>
+                        </a:fontRef>
+                      </wps:style>
+                      <wps:txbx>
+                        <w:txbxContent>
+                          <w:p>
+                            <w:pPr>
+                              <w:rPr>
+                                <w:sz w:val="18"/>
+                                <w:szCs w:val="18"/>
+                                <w:lang w:val="es-MX"/>
+                              </w:rPr>
+                            </w:pPr>
+                            <w:r>
+                              <w:rPr>
+                                <w:sz w:val="18"/>
+                                <w:szCs w:val="18"/>
+                                <w:lang w:val="es-MX"/>
+                              </w:rPr>
+                              <w:t>Anterior</w:t>
+                            </w:r>
+                          </w:p>
+                        </w:txbxContent>
+                      </wps:txbx>
+                      <wps:bodyPr rot="0" spcFirstLastPara="0" vertOverflow="overflow" horzOverflow="overflow" vert="horz" wrap="square" lIns="91440" tIns="45720" rIns="91440" bIns="45720" numCol="1" spcCol="0" rtlCol="0" fromWordArt="0" anchor="ctr" anchorCtr="0" forceAA="0" compatLnSpc="1">
+                        <a:prstTxWarp prst="textNoShape">
+                          <a:avLst/>
+                        </a:prstTxWarp>
+                        <a:noAutofit/>
+                      </wps:bodyPr>
+                    </wps:wsp>
+                  </a:graphicData>
+                </a:graphic>
+                <wp14:sizeRelH relativeFrom="margin">
+                  <wp14:pctWidth>0</wp14:pctWidth>
+                </wp14:sizeRelH>
+                <wp14:sizeRelV relativeFrom="margin">
+                  <wp14:pctHeight>0</wp14:pctHeight>
+                </wp14:sizeRelV>
+              </wp:anchor>
+            </w:drawing>
+          </mc:Choice>
+          <mc:Fallback>
+            <w:pict>
+              <v:shapetype w14:anchorId="68B3A018" id="_x0000_t66" coordsize="21600,21600" o:spt="66" adj="5400,5400" path="m@0,l@0@1,21600@1,21600@2@0@2@0,21600,,10800xe">
+                <v:stroke joinstyle="miter"/>
+                <v:formulas>
+                  <v:f eqn="val #0"/>
+                  <v:f eqn="val #1"/>
+                  <v:f eqn="sum 21600 0 #1"/>
+                  <v:f eqn="prod #0 #1 10800"/>
+                  <v:f eqn="sum #0 0 @3"/>
+                </v:formulas>
+                <v:path o:connecttype="custom" o:connectlocs="@0,0;0,10800;@0,21600;21600,10800" o:connectangles="270,180,90,0" textboxrect="@4,@1,21600,@2"/>
+                <v:handles>
+                  <v:h position="#0,#1" xrange="0,21600" yrange="0,10800"/>
+                </v:handles>
+              </v:shapetype>
+              <v:shape id="Flecha: hacia la izquierda 6" o:spid="_x0000_s1026" type="#_x0000_t66" style="position:absolute;margin-left:405.45pt;margin-top:155.35pt;width:65.5pt;height:39.5pt;z-index:251661312;visibility:visible;mso-wrap-style:square;mso-width-percent:0;mso-height-percent:0;mso-wrap-distance-left:9pt;mso-wrap-distance-top:0;mso-wrap-distance-right:9pt;mso-wrap-distance-bottom:0;mso-position-horizontal:absolute;mso-position-horizontal-relative:text;mso-position-vertical:absolute;mso-position-vertical-relative:text;mso-width-percent:0;mso-height-percent:0;mso-width-relative:margin;mso-height-relative:margin;v-text-anchor:middle" o:gfxdata="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" adj="6513" fillcolor="#156082 [3204]" strokecolor="#0a2f40 [1604]" strokeweight="1pt">
+                <v:textbox>
+                  <w:txbxContent>
+                    <w:p>
+                      <w:pPr>
+                        <w:rPr>
+                          <w:sz w:val="18"/>
+                          <w:szCs w:val="18"/>
+                          <w:lang w:val="es-MX"/>
+                        </w:rPr>
+                      </w:pPr>
+                      <w:r>
+                        <w:rPr>
+                          <w:sz w:val="18"/>
+                          <w:szCs w:val="18"/>
+                          <w:lang w:val="es-MX"/>
+                        </w:rPr>
+                        <w:t>Anterior</w:t>
+                      </w:r>
+                    </w:p>
+                  </w:txbxContent>
+                </v:textbox>
+              </v:shape>
+            </w:pict>
+          </mc:Fallback>
+        </mc:AlternateContent>
+      </w:r>
+      <w:r>
+        <w:rPr>
+          <w:noProof/>
+          <w:lang w:val="es-MX" w:eastAsia="es-MX"/>
+        </w:rPr>
+        <mc:AlternateContent>
+          <mc:Choice Requires="wps">
+            <w:drawing>
+              <wp:anchor distT="0" distB="0" distL="114300" distR="114300" simplePos="0" relativeHeight="251659264" behindDoc="0" locked="0" layoutInCell="1" allowOverlap="1" wp14:anchorId="0515B496" wp14:editId="795775C6">
+                <wp:simplePos x="0" y="0"/>
+                <wp:positionH relativeFrom="column">
+                  <wp:posOffset>4380865</wp:posOffset>
+                </wp:positionH>
+                <wp:positionV relativeFrom="paragraph">
+                  <wp:posOffset>709295</wp:posOffset>
+                </wp:positionV>
+                <wp:extent cx="660400" cy="501650"/>
+                <wp:effectExtent l="19050" t="19050" r="25400" b="31750"/>
+                <wp:wrapNone/>
+                <wp:docPr id="5" name="Flecha: hacia la izquierda 5"/>
+                <wp:cNvGraphicFramePr/>
+                <a:graphic xmlns:a="http://schemas.openxmlformats.org/drawingml/2006/main">
+                  <a:graphicData uri="http://schemas.microsoft.com/office/word/2010/wordprocessingShape">
+                    <wps:wsp>
+                      <wps:cNvSpPr/>
+                      <wps:spPr>
+                        <a:xfrm>
+                          <a:off x="0" y="0"/>
+                          <a:ext cx="660400" cy="501650"/>
+                        </a:xfrm>
+                        <a:prstGeom prst="leftArrow">
+                          <a:avLst/>
+                        </a:prstGeom>
+                      </wps:spPr>
+                      <wps:style>
+                        <a:lnRef idx="2">
+                          <a:schemeClr val="accent1">
+                            <a:shade val="50000"/>
+                          </a:schemeClr>
+                        </a:lnRef>
+                        <a:fillRef idx="1">
+                          <a:schemeClr val="accent1"/>
+                        </a:fillRef>
+                        <a:effectRef idx="0">
+                          <a:schemeClr val="accent1"/>
+                        </a:effectRef>
+                        <a:fontRef idx="minor">
+                          <a:schemeClr val="lt1"/>
+                        </a:fontRef>
+                      </wps:style>
+                      <wps:txbx>
+                        <w:txbxContent>
+                          <w:p>
+                            <w:pPr>
+                              <w:rPr>
+                                <w:sz w:val="18"/>
+                                <w:szCs w:val="18"/>
+                                <w:lang w:val="es-MX"/>
+                              </w:rPr>
+                            </w:pPr>
+                            <w:r>
+                              <w:rPr>
+                                <w:sz w:val="18"/>
+                                <w:szCs w:val="18"/>
+                                <w:lang w:val="es-MX"/>
+                              </w:rPr>
+                              <w:t>Actual</w:t>
+                            </w:r>
+                          </w:p>
+                        </w:txbxContent>
+                      </wps:txbx>
+                      <wps:bodyPr rot="0" spcFirstLastPara="0" vertOverflow="overflow" horzOverflow="overflow" vert="horz" wrap="square" lIns="91440" tIns="45720" rIns="91440" bIns="45720" numCol="1" spcCol="0" rtlCol="0" fromWordArt="0" anchor="ctr" anchorCtr="0" forceAA="0" compatLnSpc="1">
+                        <a:prstTxWarp prst="textNoShape">
+                          <a:avLst/>
+                        </a:prstTxWarp>
+                        <a:noAutofit/>
+                      </wps:bodyPr>
+                    </wps:wsp>
+                  </a:graphicData>
+                </a:graphic>
+                <wp14:sizeRelH relativeFrom="margin">
+                  <wp14:pctWidth>0</wp14:pctWidth>
+                </wp14:sizeRelH>
+                <wp14:sizeRelV relativeFrom="margin">
+                  <wp14:pctHeight>0</wp14:pctHeight>
+                </wp14:sizeRelV>
+              </wp:anchor>
+            </w:drawing>
+          </mc:Choice>
+          <mc:Fallback>
+            <w:pict>
+              <v:shape w14:anchorId="0515B496" id="Flecha: hacia la izquierda 5" o:spid="_x0000_s1027" type="#_x0000_t66" style="position:absolute;margin-left:344.95pt;margin-top:55.85pt;width:52pt;height:39.5pt;z-index:251659264;visibility:visible;mso-wrap-style:square;mso-width-percent:0;mso-height-percent:0;mso-wrap-distance-left:9pt;mso-wrap-distance-top:0;mso-wrap-distance-right:9pt;mso-wrap-distance-bottom:0;mso-position-horizontal:absolute;mso-position-horizontal-relative:text;mso-position-vertical:absolute;mso-position-vertical-relative:text;mso-width-percent:0;mso-height-percent:0;mso-width-relative:margin;mso-height-relative:margin;v-text-anchor:middle" o:gfxdata="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" adj="8204" fillcolor="#156082 [3204]" strokecolor="#0a2f40 [1604]" strokeweight="1pt">
+                <v:textbox>
+                  <w:txbxContent>
+                    <w:p>
+                      <w:pPr>
+                        <w:rPr>
+                          <w:sz w:val="18"/>
+                          <w:szCs w:val="18"/>
+                          <w:lang w:val="es-MX"/>
+                        </w:rPr>
+                      </w:pPr>
+                      <w:r>
+                        <w:rPr>
+                          <w:sz w:val="18"/>
+                          <w:szCs w:val="18"/>
+                          <w:lang w:val="es-MX"/>
+                        </w:rPr>
+                        <w:t>Actual</w:t>
+                      </w:r>
+                    </w:p>
+                  </w:txbxContent>
+                </v:textbox>
+              </v:shape>
+            </w:pict>
+          </mc:Fallback>
+        </mc:AlternateContent>
+      </w:r>
+      <w:r>
+        <w:rPr>
+          <w:lang w:val="es-MX" w:eastAsia="es-MX"/>
+        </w:rPr>
+        <w:drawing>
+          <wp:inline distT="0" distB="0" distL="0" distR="0" wp14:anchorId="6572DB85" wp14:editId="7B75178B">
+            <wp:extent cx="4645399" cy="1555750"/>
+            <wp:effectExtent l="0" t="0" r="3175" b="6350"/>
+            <wp:docPr id="3" name="Imagen 3" descr="Actual"/>
+            <wp:cNvGraphicFramePr>
+              <a:graphicFrameLocks xmlns:a="http://schemas.openxmlformats.org/drawingml/2006/main" noChangeAspect="1"/>
+            </wp:cNvGraphicFramePr>
+            <a:graphic xmlns:a="http://schemas.openxmlformats.org/drawingml/2006/main">
+              <a:graphicData uri="http://schemas.openxmlformats.org/drawingml/2006/picture">
+                <pic:pic xmlns:pic="http://schemas.openxmlformats.org/drawingml/2006/picture">
+                  <pic:nvPicPr>
+                    <pic:cNvPr id="3" name="Imagen 3" descr="Actual"/>
+                    <pic:cNvPicPr/>
+                  </pic:nvPicPr>
+                  <pic:blipFill>
+                    <a:blip r:embed="rId6"/>
+                    <a:stretch>
+                      <a:fillRect/>
+                    </a:stretch>
+                  </pic:blipFill>
+                  <pic:spPr>
+                    <a:xfrm>
+                      <a:off x="0" y="0"/>
+                      <a:ext cx="4670039" cy="1564002"/>
+                    </a:xfrm>
+                    <a:prstGeom prst="rect">
+                      <a:avLst/>
+                    </a:prstGeom>
+                  </pic:spPr>
+                </pic:pic>
+              </a:graphicData>
+            </a:graphic>
+          </wp:inline>
+        </w:drawing>
+      </w:r>
+      <w:r>
+        <w:rPr>
+          <w:lang w:val="es-MX" w:eastAsia="es-MX"/>
+        </w:rPr>
+        <w:drawing>
+          <wp:inline distT="0" distB="0" distL="0" distR="0" wp14:anchorId="2F339B7F" wp14:editId="46DD171F">
+            <wp:extent cx="5557971" cy="1162050"/>
+            <wp:effectExtent l="0" t="0" r="5080" b="0"/>
+            <wp:docPr id="4" name="Imagen 4"/>
+            <wp:cNvGraphicFramePr>
+              <a:graphicFrameLocks xmlns:a="http://schemas.openxmlformats.org/drawingml/2006/main" noChangeAspect="1"/>
+            </wp:cNvGraphicFramePr>
+            <a:graphic xmlns:a="http://schemas.openxmlformats.org/drawingml/2006/main">
+              <a:graphicData uri="http://schemas.openxmlformats.org/drawingml/2006/picture">
+                <pic:pic xmlns:pic="http://schemas.openxmlformats.org/drawingml/2006/picture">
+                  <pic:nvPicPr>
+                    <pic:cNvPr id="1" name=""/>
+                    <pic:cNvPicPr/>
+                  </pic:nvPicPr>
+                  <pic:blipFill>
+                    <a:blip r:embed="rId7"/>
+                    <a:stretch>
+                      <a:fillRect/>
+                    </a:stretch>
+                  </pic:blipFill>
+                  <pic:spPr>
+                    <a:xfrm>
+                      <a:off x="0" y="0"/>
+                      <a:ext cx="5593276" cy="1169431"/>
+                    </a:xfrm>
+                    <a:prstGeom prst="rect">
+                      <a:avLst/>
+                    </a:prstGeom>
+                  </pic:spPr>
+                </pic:pic>
+              </a:graphicData>
+            </a:graphic>
+          </wp:inline>
+        </w:drawing>
+      </w:r>
+    </w:p>
+    <w:p>
+      <w:pPr>
+        <w:rPr>
+          <w:lang w:val="es-MX" w:eastAsia="es-MX"/>
+        </w:rPr>
+      </w:pPr>
+      <w:r>
+        <w:rPr>
+          <w:lang w:val="es-MX" w:eastAsia="es-MX"/>
+        </w:rPr>
+        <w:t>El filtro de una fecha también se dejo en Inventario -&gt; Reportes -&gt;Entradas Por fecha</w:t>
+      </w:r>
+    </w:p>
+    <w:p>
+      <w:pPr>
+        <w:rPr>
+          <w:lang w:val="es-MX" w:eastAsia="es-MX"/>
+        </w:rPr>
+      </w:pPr>
+      <w:r>
+        <w:rPr>
+          <w:lang w:val="es-MX" w:eastAsia="es-MX"/>
+        </w:rPr>
+        <w:t>El anterior reporte Utilizaba el ultimo costo de un producto para realizar los caculos</w:t>
+      </w:r>
+      <w:r>
+        <w:rPr>
+          <w:lang w:val="es-MX" w:eastAsia="es-MX"/>
+        </w:rPr>
+        <w:t>,</w:t>
+      </w:r>
+    </w:p>
+    <w:p>
+      <w:pPr>
+        <w:rPr>
+          <w:b/>
+          <w:bCs/>
+          <w:i/>
+          <w:iCs/>
+          <w:lang w:val="es-MX" w:eastAsia="es-MX"/>
+        </w:rPr>
+      </w:pPr>
+      <w:r>
+        <w:rPr>
+          <w:b/>
+          <w:bCs/>
+          <w:i/>
+          <w:iCs/>
+          <w:lang w:val="es-MX" w:eastAsia="es-MX"/>
+        </w:rPr>
+        <w:t>Ver anexo 1.2, respecto a Recalculo de Costos promedios a Artículos</w:t>
+      </w:r>
+    </w:p>
+    <w:p>
+      <w:pPr>
+        <w:rPr>
+          <w:lang w:val="es-MX" w:eastAsia="es-MX"/>
+        </w:rPr>
+      </w:pPr>
+    </w:p>
+    <w:p>
+      <w:pPr>
+        <w:rPr>
+          <w:lang w:val="es-MX" w:eastAsia="es-MX"/>
+        </w:rPr>
+      </w:pPr>
+      <w:r>
+        <w:rPr>
+          <w:lang w:val="es-MX" w:eastAsia="es-MX"/>
+        </w:rPr>
+        <w:br w:type="page"/>
+      </w:r>
+    </w:p>
+    <w:p>
+      <w:pPr>
+        <w:pStyle w:val="Ttulo2"/>
+      </w:pPr>
+      <w:r>
+        <w:rPr>
+          <w:lang w:val="es-MX" w:eastAsia="es-MX"/>
+        </w:rPr>
+        <w:lastRenderedPageBreak/>
+        <w:t>#13560</w:t>
+      </w:r>
+      <w:r>
+        <w:rPr>
+          <w:lang w:val="es-MX" w:eastAsia="es-MX"/>
+        </w:rPr>
+        <w:t xml:space="preserve"> </w:t>
+      </w:r>
+      <w:r>
+        <w:t>ERP Identificación de productos grabados y exentos de impuestos</w:t>
+      </w:r>
+    </w:p>
+    <w:p>
+      <w:pPr>
+        <w:rPr>
+          <w:noProof/>
+        </w:rPr>
+      </w:pPr>
+      <w:r>
+        <w:rPr>
+          <w:lang w:eastAsia="es-MX"/>
+        </w:rPr>
+        <w:t xml:space="preserve">Se habilito nuevamente el campo </w:t>
+      </w:r>
+      <w:r>
+        <w:rPr>
+          <w:noProof/>
+        </w:rPr>
+        <w:t xml:space="preserve"> </w:t>
+      </w:r>
+      <w:r>
+        <w:rPr>
+          <w:noProof/>
+        </w:rPr>
+        <w:drawing>
+          <wp:inline distT="0" distB="0" distL="0" distR="0" wp14:anchorId="35B7B207" wp14:editId="63357901">
+            <wp:extent cx="1666667" cy="285714"/>
+            <wp:effectExtent l="0" t="0" r="0" b="635"/>
+            <wp:docPr id="7" name="Imagen 7"/>
+            <wp:cNvGraphicFramePr>
+              <a:graphicFrameLocks xmlns:a="http://schemas.openxmlformats.org/drawingml/2006/main" noChangeAspect="1"/>
+            </wp:cNvGraphicFramePr>
+            <a:graphic xmlns:a="http://schemas.openxmlformats.org/drawingml/2006/main">
+              <a:graphicData uri="http://schemas.openxmlformats.org/drawingml/2006/picture">
+                <pic:pic xmlns:pic="http://schemas.openxmlformats.org/drawingml/2006/picture">
+                  <pic:nvPicPr>
+                    <pic:cNvPr id="1" name=""/>
+                    <pic:cNvPicPr/>
+                  </pic:nvPicPr>
+                  <pic:blipFill>
+                    <a:blip r:embed="rId8"/>
+                    <a:stretch>
+                      <a:fillRect/>
+                    </a:stretch>
+                  </pic:blipFill>
+                  <pic:spPr>
+                    <a:xfrm>
+                      <a:off x="0" y="0"/>
+                      <a:ext cx="1666667" cy="285714"/>
+                    </a:xfrm>
+                    <a:prstGeom prst="rect">
+                      <a:avLst/>
+                    </a:prstGeom>
+                  </pic:spPr>
+                </pic:pic>
+              </a:graphicData>
+            </a:graphic>
+          </wp:inline>
+        </w:drawing>
+      </w:r>
+      <w:r>
+        <w:rPr>
+          <w:noProof/>
+        </w:rPr>
+        <w:t xml:space="preserve"> dentro de la pantalla de agregacion de productos en la orden de compra, por solicitud de la cooperativa comegcen.</w:t>
+      </w:r>
+    </w:p>
+    <w:p>
+      <w:pPr>
+        <w:rPr>
+          <w:noProof/>
+        </w:rPr>
+      </w:pPr>
+      <w:r>
+        <w:rPr>
+          <w:noProof/>
+        </w:rPr>
+        <w:t xml:space="preserve">Por configuracion de impresora de ellos se muestra cortada la factura respecto al indicativo de impuestos (*), el formato no tiene ningun tipo de margen como se muestra a continuacion </w:t>
+      </w:r>
+    </w:p>
+    <w:p>
+      <w:pPr>
+        <w:rPr>
+          <w:lang w:val="es-MX" w:eastAsia="es-MX"/>
+        </w:rPr>
+      </w:pPr>
+      <w:r>
+        <w:rPr>
+          <w:lang w:val="es-MX" w:eastAsia="es-MX"/>
+        </w:rPr>
+        <w:drawing>
+          <wp:anchor distT="0" distB="0" distL="114300" distR="114300" simplePos="0" relativeHeight="251663360" behindDoc="1" locked="0" layoutInCell="1" allowOverlap="1" wp14:anchorId="627A8956" wp14:editId="6C88EBB0">
+            <wp:simplePos x="0" y="0"/>
+            <wp:positionH relativeFrom="column">
+              <wp:posOffset>2958465</wp:posOffset>
+            </wp:positionH>
+            <wp:positionV relativeFrom="paragraph">
+              <wp:posOffset>755650</wp:posOffset>
+            </wp:positionV>
+            <wp:extent cx="2934285" cy="3186108"/>
+            <wp:effectExtent l="0" t="0" r="0" b="0"/>
+            <wp:wrapTight wrapText="bothSides">
+              <wp:wrapPolygon edited="0">
+                <wp:start x="0" y="0"/>
+                <wp:lineTo x="0" y="21441"/>
+                <wp:lineTo x="21460" y="21441"/>
+                <wp:lineTo x="21460" y="0"/>
+                <wp:lineTo x="0" y="0"/>
+              </wp:wrapPolygon>
+            </wp:wrapTight>
+            <wp:docPr id="9" name="Imagen 9"/>
+            <wp:cNvGraphicFramePr>
+              <a:graphicFrameLocks xmlns:a="http://schemas.openxmlformats.org/drawingml/2006/main" noChangeAspect="1"/>
+            </wp:cNvGraphicFramePr>
+            <a:graphic xmlns:a="http://schemas.openxmlformats.org/drawingml/2006/main">
+              <a:graphicData uri="http://schemas.openxmlformats.org/drawingml/2006/picture">
+                <pic:pic xmlns:pic="http://schemas.openxmlformats.org/drawingml/2006/picture">
+                  <pic:nvPicPr>
+                    <pic:cNvPr id="1" name=""/>
+                    <pic:cNvPicPr/>
+                  </pic:nvPicPr>
+                  <pic:blipFill>
+                    <a:blip r:embed="rId9">
+                      <a:extLst>
+                        <a:ext uri="{28A0092B-C50C-407E-A947-70E740481C1C}">
+                          <a14:useLocalDpi xmlns:a14="http://schemas.microsoft.com/office/drawing/2010/main" val="0"/>
+                        </a:ext>
+                      </a:extLst>
+                    </a:blip>
+                    <a:stretch>
+                      <a:fillRect/>
+                    </a:stretch>
+                  </pic:blipFill>
+                  <pic:spPr>
+                    <a:xfrm>
+                      <a:off x="0" y="0"/>
+                      <a:ext cx="2934285" cy="3186108"/>
+                    </a:xfrm>
+                    <a:prstGeom prst="rect">
+                      <a:avLst/>
+                    </a:prstGeom>
+                  </pic:spPr>
+                </pic:pic>
+              </a:graphicData>
+            </a:graphic>
+          </wp:anchor>
+        </w:drawing>
+      </w:r>
+      <w:r>
+        <w:rPr>
+          <w:lang w:val="es-MX" w:eastAsia="es-MX"/>
+        </w:rPr>
+        <w:drawing>
+          <wp:anchor distT="0" distB="0" distL="114300" distR="114300" simplePos="0" relativeHeight="251662336" behindDoc="0" locked="0" layoutInCell="1" allowOverlap="1" wp14:anchorId="74C2B1F1" wp14:editId="470D6E9F">
+            <wp:simplePos x="0" y="0"/>
+            <wp:positionH relativeFrom="column">
+              <wp:posOffset>-635</wp:posOffset>
+            </wp:positionH>
+            <wp:positionV relativeFrom="paragraph">
+              <wp:posOffset>0</wp:posOffset>
+            </wp:positionV>
+            <wp:extent cx="2567940" cy="2664872"/>
+            <wp:effectExtent l="0" t="0" r="3810" b="2540"/>
+            <wp:wrapSquare wrapText="bothSides"/>
+            <wp:docPr id="8" name="Imagen 8"/>
+            <wp:cNvGraphicFramePr>
+              <a:graphicFrameLocks xmlns:a="http://schemas.openxmlformats.org/drawingml/2006/main" noChangeAspect="1"/>
+            </wp:cNvGraphicFramePr>
+            <a:graphic xmlns:a="http://schemas.openxmlformats.org/drawingml/2006/main">
+              <a:graphicData uri="http://schemas.openxmlformats.org/drawingml/2006/picture">
+                <pic:pic xmlns:pic="http://schemas.openxmlformats.org/drawingml/2006/picture">
+                  <pic:nvPicPr>
+                    <pic:cNvPr id="1" name=""/>
+                    <pic:cNvPicPr/>
+                  </pic:nvPicPr>
+                  <pic:blipFill>
+                    <a:blip r:embed="rId10" cstate="print">
+                      <a:extLst>
+                        <a:ext uri="{28A0092B-C50C-407E-A947-70E740481C1C}">
+                          <a14:useLocalDpi xmlns:a14="http://schemas.microsoft.com/office/drawing/2010/main" val="0"/>
+                        </a:ext>
+                      </a:extLst>
+                    </a:blip>
+                    <a:stretch>
+                      <a:fillRect/>
+                    </a:stretch>
+                  </pic:blipFill>
+                  <pic:spPr>
+                    <a:xfrm>
+                      <a:off x="0" y="0"/>
+                      <a:ext cx="2567940" cy="2664872"/>
+                    </a:xfrm>
+                    <a:prstGeom prst="rect">
+                      <a:avLst/>
+                    </a:prstGeom>
+                  </pic:spPr>
+                </pic:pic>
+              </a:graphicData>
+            </a:graphic>
+          </wp:anchor>
+        </w:drawing>
+      </w:r>
+      <w:r>
+        <w:rPr>
+          <w:lang w:val="es-MX" w:eastAsia="es-MX"/>
+        </w:rPr>
+        <w:t>No es algo que se puede corregir a nivel de programación. Faltan insumos, esto aunado al problema reportado de facturas extensas</w:t>
+      </w:r>
+    </w:p>
+    <w:p>
+      <w:pPr>
+        <w:rPr>
+          <w:lang w:val="es-MX" w:eastAsia="es-MX"/>
+        </w:rPr>
+      </w:pPr>
+      <w:r>
+        <w:rPr>
+          <w:lang w:val="es-MX" w:eastAsia="es-MX"/>
+        </w:rPr>
+        <w:drawing>
+          <wp:anchor distT="0" distB="0" distL="114300" distR="114300" simplePos="0" relativeHeight="251664384" behindDoc="1" locked="0" layoutInCell="1" allowOverlap="1" wp14:anchorId="6840C599" wp14:editId="479CC34D">
+            <wp:simplePos x="0" y="0"/>
+            <wp:positionH relativeFrom="margin">
+              <wp:posOffset>-635</wp:posOffset>
+            </wp:positionH>
+            <wp:positionV relativeFrom="paragraph">
+              <wp:posOffset>2642870</wp:posOffset>
+            </wp:positionV>
+            <wp:extent cx="2061210" cy="1895475"/>
+            <wp:effectExtent l="0" t="0" r="0" b="9525"/>
+            <wp:wrapTight wrapText="bothSides">
+              <wp:wrapPolygon edited="0">
+                <wp:start x="0" y="0"/>
+                <wp:lineTo x="0" y="21491"/>
+                <wp:lineTo x="21360" y="21491"/>
+                <wp:lineTo x="21360" y="0"/>
+                <wp:lineTo x="0" y="0"/>
+              </wp:wrapPolygon>
+            </wp:wrapTight>
+            <wp:docPr id="10" name="Imagen 10"/>
+            <wp:cNvGraphicFramePr>
+              <a:graphicFrameLocks xmlns:a="http://schemas.openxmlformats.org/drawingml/2006/main" noChangeAspect="1"/>
+            </wp:cNvGraphicFramePr>
+            <a:graphic xmlns:a="http://schemas.openxmlformats.org/drawingml/2006/main">
+              <a:graphicData uri="http://schemas.openxmlformats.org/drawingml/2006/picture">
+                <pic:pic xmlns:pic="http://schemas.openxmlformats.org/drawingml/2006/picture">
+                  <pic:nvPicPr>
+                    <pic:cNvPr id="1" name=""/>
+                    <pic:cNvPicPr/>
+                  </pic:nvPicPr>
+                  <pic:blipFill>
+                    <a:blip r:embed="rId11">
+                      <a:extLst>
+                        <a:ext uri="{28A0092B-C50C-407E-A947-70E740481C1C}">
+                          <a14:useLocalDpi xmlns:a14="http://schemas.microsoft.com/office/drawing/2010/main" val="0"/>
+                        </a:ext>
+                      </a:extLst>
+                    </a:blip>
+                    <a:stretch>
+                      <a:fillRect/>
+                    </a:stretch>
+                  </pic:blipFill>
+                  <pic:spPr>
+                    <a:xfrm>
+                      <a:off x="0" y="0"/>
+                      <a:ext cx="2061210" cy="1895475"/>
+                    </a:xfrm>
+                    <a:prstGeom prst="rect">
+                      <a:avLst/>
+                    </a:prstGeom>
+                  </pic:spPr>
+                </pic:pic>
+              </a:graphicData>
+            </a:graphic>
+          </wp:anchor>
+        </w:drawing>
+      </w:r>
+      <w:r>
+        <w:rPr>
+          <w:lang w:val="es-MX" w:eastAsia="es-MX"/>
+        </w:rPr>
+        <w:t xml:space="preserve">Como solución </w:t>
+      </w:r>
+      <w:r>
+        <w:rPr>
+          <w:lang w:val="es-MX" w:eastAsia="es-MX"/>
+        </w:rPr>
+        <w:t>provisional</w:t>
+      </w:r>
+      <w:r>
+        <w:rPr>
+          <w:lang w:val="es-MX" w:eastAsia="es-MX"/>
+        </w:rPr>
+        <w:t xml:space="preserve"> se dejo el indicativo </w:t>
+      </w:r>
+      <w:r>
+        <w:rPr>
+          <w:lang w:val="es-MX" w:eastAsia="es-MX"/>
+        </w:rPr>
+        <w:t>(*)</w:t>
+      </w:r>
+      <w:r>
+        <w:rPr>
+          <w:lang w:val="es-MX" w:eastAsia="es-MX"/>
+        </w:rPr>
+        <w:t xml:space="preserve">al </w:t>
+      </w:r>
+      <w:r>
+        <w:rPr>
+          <w:lang w:val="es-MX" w:eastAsia="es-MX"/>
+        </w:rPr>
+        <w:t>principio</w:t>
+      </w:r>
+      <w:r>
+        <w:rPr>
+          <w:lang w:val="es-MX" w:eastAsia="es-MX"/>
+        </w:rPr>
+        <w:t xml:space="preserve"> de la </w:t>
+      </w:r>
+      <w:r>
+        <w:rPr>
+          <w:lang w:val="es-MX" w:eastAsia="es-MX"/>
+        </w:rPr>
+        <w:t xml:space="preserve">línea y al </w:t>
+      </w:r>
+      <w:r>
+        <w:rPr>
+          <w:u w:val="single"/>
+          <w:lang w:val="es-MX" w:eastAsia="es-MX"/>
+        </w:rPr>
+        <w:t>final</w:t>
+      </w:r>
+      <w:r>
+        <w:rPr>
+          <w:lang w:val="es-MX" w:eastAsia="es-MX"/>
+        </w:rPr>
+        <w:br w:type="page"/>
+      </w:r>
+    </w:p>
+    <w:p>
+      <w:pPr>
+        <w:pStyle w:val="Ttulo2"/>
+      </w:pPr>
+      <w:r>
+        <w:rPr>
+          <w:lang w:val="es-MX" w:eastAsia="es-MX"/>
+        </w:rPr>
+        <w:lastRenderedPageBreak/>
+        <w:t>#14184</w:t>
+      </w:r>
+      <w:r>
+        <w:rPr>
+          <w:lang w:val="es-MX" w:eastAsia="es-MX"/>
+        </w:rPr>
+        <w:t xml:space="preserve"> </w:t>
+      </w:r>
+      <w:r>
+        <w:t>puntos varios ERP</w:t>
+      </w:r>
+    </w:p>
+    <w:p>
+      <w:pPr>
+        <w:rPr>
+          <w:lang w:val="es-MX" w:eastAsia="es-MX"/>
+        </w:rPr>
+      </w:pPr>
+      <w:r>
+        <w:rPr>
+          <w:lang w:val="es-MX" w:eastAsia="es-MX"/>
+        </w:rPr>
+        <w:t xml:space="preserve">Se </w:t>
+      </w:r>
+      <w:r>
+        <w:rPr>
+          <w:lang w:val="es-MX" w:eastAsia="es-MX"/>
+        </w:rPr>
+        <w:t xml:space="preserve">revisionó el formato de comprobante para ESMUGRUPAL según #23 </w:t>
+      </w:r>
+    </w:p>
+    <w:p>
+      <w:pPr>
+        <w:rPr>
+          <w:lang w:val="es-MX" w:eastAsia="es-MX"/>
+        </w:rPr>
+      </w:pPr>
+      <w:r>
+        <w:rPr>
+          <w:lang w:val="es-MX" w:eastAsia="es-MX"/>
+        </w:rPr>
+        <w:drawing>
+          <wp:inline distT="0" distB="0" distL="0" distR="0" wp14:anchorId="5177246D" wp14:editId="146BE090">
+            <wp:extent cx="3327400" cy="2912648"/>
+            <wp:effectExtent l="0" t="0" r="6350" b="2540"/>
+            <wp:docPr id="11" name="Imagen 11"/>
+            <wp:cNvGraphicFramePr>
+              <a:graphicFrameLocks xmlns:a="http://schemas.openxmlformats.org/drawingml/2006/main" noChangeAspect="1"/>
+            </wp:cNvGraphicFramePr>
+            <a:graphic xmlns:a="http://schemas.openxmlformats.org/drawingml/2006/main">
+              <a:graphicData uri="http://schemas.openxmlformats.org/drawingml/2006/picture">
+                <pic:pic xmlns:pic="http://schemas.openxmlformats.org/drawingml/2006/picture">
+                  <pic:nvPicPr>
+                    <pic:cNvPr id="1" name=""/>
+                    <pic:cNvPicPr/>
+                  </pic:nvPicPr>
+                  <pic:blipFill>
+                    <a:blip r:embed="rId12"/>
+                    <a:stretch>
+                      <a:fillRect/>
+                    </a:stretch>
+                  </pic:blipFill>
+                  <pic:spPr>
+                    <a:xfrm>
+                      <a:off x="0" y="0"/>
+                      <a:ext cx="3335944" cy="2920127"/>
+                    </a:xfrm>
+                    <a:prstGeom prst="rect">
+                      <a:avLst/>
+                    </a:prstGeom>
+                  </pic:spPr>
+                </pic:pic>
+              </a:graphicData>
+            </a:graphic>
+          </wp:inline>
+        </w:drawing>
+      </w:r>
+    </w:p>
+    <w:p>
+      <w:pPr>
+        <w:rPr>
+          <w:lang w:val="es-MX" w:eastAsia="es-MX"/>
+        </w:rPr>
+      </w:pPr>
+      <w:r>
+        <w:rPr>
+          <w:lang w:val="es-MX" w:eastAsia="es-MX"/>
+        </w:rPr>
+        <w:t xml:space="preserve">Lo reportado en cuadre debería esta solventado mediante redmine #14035 o en su defecto solventar ambigüedades con lo solicitado por la cooperativa, dado que no es clara con lo solicitado con exactitud </w:t>
+      </w:r>
+    </w:p>
+    <w:p>
+      <w:pPr>
+        <w:rPr>
+          <w:lang w:val="es-MX" w:eastAsia="es-MX"/>
+        </w:rPr>
+      </w:pPr>
+      <w:r>
+        <w:rPr>
+          <w:lang w:val="es-MX" w:eastAsia="es-MX"/>
+        </w:rPr>
+        <w:br w:type="page"/>
+      </w:r>
+    </w:p>
+    <w:p>
+      <w:pPr>
+        <w:rPr>
+          <w:lang w:val="es-MX" w:eastAsia="es-MX"/>
+        </w:rPr>
+      </w:pPr>
+    </w:p>
+    <w:p>
+      <w:pPr>
+        <w:pStyle w:val="Ttulo2"/>
+        <w:rPr>
+          <w:rFonts w:eastAsia="Times New Roman"/>
+          <w:lang w:val="es-MX" w:eastAsia="es-MX"/>
+        </w:rPr>
+      </w:pPr>
+      <w:r>
+        <w:rPr>
+          <w:rFonts w:eastAsia="Times New Roman"/>
+          <w:lang w:val="es-MX" w:eastAsia="es-MX"/>
+        </w:rPr>
+        <w:t>14364 - CORRECCION LIBRO DE VENTAS Y COMPRAS</w:t>
+      </w:r>
+    </w:p>
+    <w:p>
+      <w:pPr>
+        <w:rPr>
+          <w:noProof/>
+        </w:rPr>
+      </w:pPr>
+      <w:r>
+        <w:rPr>
+          <w:lang w:val="es-MX" w:eastAsia="es-MX"/>
+        </w:rPr>
+        <w:t>Se corr</w:t>
+      </w:r>
+      <w:r>
+        <w:rPr>
+          <w:lang w:val="es-MX" w:eastAsia="es-MX"/>
+        </w:rPr>
+        <w:t>i</w:t>
+      </w:r>
+      <w:r>
+        <w:rPr>
+          <w:lang w:val="es-MX" w:eastAsia="es-MX"/>
+        </w:rPr>
+        <w:t>gi</w:t>
+      </w:r>
+      <w:r>
+        <w:rPr>
+          <w:lang w:val="es-MX" w:eastAsia="es-MX"/>
+        </w:rPr>
+        <w:t>ó</w:t>
+      </w:r>
+      <w:r>
+        <w:rPr>
+          <w:lang w:val="es-MX" w:eastAsia="es-MX"/>
+        </w:rPr>
+        <w:t xml:space="preserve"> una mala totalización para ventas exentas</w:t>
+      </w:r>
+      <w:r>
+        <w:rPr>
+          <w:lang w:val="es-MX" w:eastAsia="es-MX"/>
+        </w:rPr>
+        <w:t xml:space="preserve"> en el reporte de Libro de Ventas y Compras, ruta: Inventario -&gt;Reportes -&gt;Libro de Ventas y compras</w:t>
+      </w:r>
+      <w:r>
+        <w:rPr>
+          <w:noProof/>
+        </w:rPr>
+        <w:t xml:space="preserve"> </w:t>
+      </w:r>
+      <w:r>
+        <w:rPr>
+          <w:lang w:val="es-MX" w:eastAsia="es-MX"/>
+        </w:rPr>
+        <w:drawing>
+          <wp:inline distT="0" distB="0" distL="0" distR="0" wp14:anchorId="1DA953A3" wp14:editId="682650B5">
+            <wp:extent cx="3465820" cy="1766737"/>
+            <wp:effectExtent l="0" t="0" r="1905" b="5080"/>
+            <wp:docPr id="12" name="Imagen 12"/>
+            <wp:cNvGraphicFramePr>
+              <a:graphicFrameLocks xmlns:a="http://schemas.openxmlformats.org/drawingml/2006/main" noChangeAspect="1"/>
+            </wp:cNvGraphicFramePr>
+            <a:graphic xmlns:a="http://schemas.openxmlformats.org/drawingml/2006/main">
+              <a:graphicData uri="http://schemas.openxmlformats.org/drawingml/2006/picture">
+                <pic:pic xmlns:pic="http://schemas.openxmlformats.org/drawingml/2006/picture">
+                  <pic:nvPicPr>
+                    <pic:cNvPr id="1" name=""/>
+                    <pic:cNvPicPr/>
+                  </pic:nvPicPr>
+                  <pic:blipFill>
+                    <a:blip r:embed="rId13"/>
+                    <a:stretch>
+                      <a:fillRect/>
+                    </a:stretch>
+                  </pic:blipFill>
+                  <pic:spPr>
+                    <a:xfrm>
+                      <a:off x="0" y="0"/>
+                      <a:ext cx="3472468" cy="1770126"/>
+                    </a:xfrm>
+                    <a:prstGeom prst="rect">
+                      <a:avLst/>
+                    </a:prstGeom>
+                  </pic:spPr>
+                </pic:pic>
+              </a:graphicData>
+            </a:graphic>
+          </wp:inline>
+        </w:drawing>
+      </w:r>
+      <w:r>
+        <w:rPr>
+          <w:noProof/>
+        </w:rPr>
+        <w:t xml:space="preserve"> </w:t>
+      </w:r>
+      <w:r>
+        <w:rPr>
+          <w:noProof/>
+        </w:rPr>
+        <w:drawing>
+          <wp:inline distT="0" distB="0" distL="0" distR="0" wp14:anchorId="1A911C94" wp14:editId="2999BB8D">
+            <wp:extent cx="4672378" cy="2922434"/>
+            <wp:effectExtent l="0" t="0" r="0" b="0"/>
+            <wp:docPr id="13" name="Imagen 13"/>
+            <wp:cNvGraphicFramePr>
+              <a:graphicFrameLocks xmlns:a="http://schemas.openxmlformats.org/drawingml/2006/main" noChangeAspect="1"/>
+            </wp:cNvGraphicFramePr>
+            <a:graphic xmlns:a="http://schemas.openxmlformats.org/drawingml/2006/main">
+              <a:graphicData uri="http://schemas.openxmlformats.org/drawingml/2006/picture">
+                <pic:pic xmlns:pic="http://schemas.openxmlformats.org/drawingml/2006/picture">
+                  <pic:nvPicPr>
+                    <pic:cNvPr id="1" name=""/>
+                    <pic:cNvPicPr/>
+                  </pic:nvPicPr>
+                  <pic:blipFill>
+                    <a:blip r:embed="rId14"/>
+                    <a:stretch>
+                      <a:fillRect/>
+                    </a:stretch>
+                  </pic:blipFill>
+                  <pic:spPr>
+                    <a:xfrm>
+                      <a:off x="0" y="0"/>
+                      <a:ext cx="4684435" cy="2929975"/>
+                    </a:xfrm>
+                    <a:prstGeom prst="rect">
+                      <a:avLst/>
+                    </a:prstGeom>
+                  </pic:spPr>
+                </pic:pic>
+              </a:graphicData>
+            </a:graphic>
+          </wp:inline>
+        </w:drawing>
+      </w:r>
+    </w:p>
+    <w:p>
+      <w:pPr>
+        <w:rPr>
+          <w:noProof/>
+        </w:rPr>
+      </w:pPr>
+    </w:p>
+    <w:p>
+      <w:pPr>
+        <w:rPr>
+          <w:lang w:val="es-MX" w:eastAsia="es-MX"/>
+        </w:rPr>
+      </w:pPr>
+    </w:p>
+    <w:p>
+      <w:pPr>
+        <w:rPr>
+          <w:lang w:val="es-MX" w:eastAsia="es-MX"/>
+        </w:rPr>
+      </w:pPr>
+    </w:p>
+    <w:p>
+      <w:pPr>
+        <w:rPr>
+          <w:lang w:val="es-MX" w:eastAsia="es-MX"/>
+        </w:rPr>
+      </w:pPr>
+    </w:p>
+    <w:p>
+      <w:pPr>
+        <w:rPr>
+          <w:lang w:val="es-MX" w:eastAsia="es-MX"/>
+        </w:rPr>
+      </w:pPr>
+    </w:p>
+    <w:p>
+      <w:pPr>
+        <w:rPr>
+          <w:lang w:val="es-MX" w:eastAsia="es-MX"/>
+        </w:rPr>
+      </w:pPr>
+    </w:p>
+    <w:p>
+      <w:pPr>
+        <w:rPr>
+          <w:lang w:val="es-MX" w:eastAsia="es-MX"/>
+        </w:rPr>
+      </w:pPr>
+    </w:p>
+    <w:p>
+      <w:pPr>
+        <w:rPr>
+          <w:lang w:val="es-MX" w:eastAsia="es-MX"/>
+        </w:rPr>
+      </w:pPr>
+    </w:p>
+    <w:p>
+      <w:pPr>
+        <w:rPr>
+          <w:b/>
+          <w:bCs/>
+          <w:i/>
+          <w:iCs/>
+          <w:lang w:val="es-MX" w:eastAsia="es-MX"/>
+        </w:rPr>
+      </w:pPr>
+    </w:p>
+    <w:p>
+      <w:pPr>
+        <w:rPr>
+          <w:b/>
+          <w:bCs/>
+          <w:i/>
+          <w:iCs/>
+          <w:lang w:val="es-MX" w:eastAsia="es-MX"/>
+        </w:rPr>
+      </w:pPr>
+      <w:r>
+        <w:rPr>
+          <w:b/>
+          <w:bCs/>
+          <w:i/>
+          <w:iCs/>
+          <w:lang w:val="es-MX" w:eastAsia="es-MX"/>
+        </w:rPr>
+        <w:lastRenderedPageBreak/>
+        <w:t>ANEXOS</w:t>
+      </w:r>
+    </w:p>
+    <w:p>
+      <w:pPr>
+        <w:rPr>
+          <w:b/>
+          <w:bCs/>
+        </w:rPr>
+      </w:pPr>
+      <w:r>
+        <w:rPr>
+          <w:b/>
+          <w:bCs/>
+          <w:i/>
+          <w:iCs/>
+          <w:lang w:val="es-MX" w:eastAsia="es-MX"/>
+        </w:rPr>
+        <w:t xml:space="preserve">1.1 </w:t>
+      </w:r>
+      <w:r>
+        <w:rPr>
+          <w:b/>
+          <w:bCs/>
+        </w:rPr>
+        <w:t>Facturas anuladas sin partidas</w:t>
+      </w:r>
+    </w:p>
+    <w:p>
+      <w:pPr>
+        <w:rPr>
+          <w:lang w:val="es-MX" w:eastAsia="es-MX"/>
+        </w:rPr>
+      </w:pPr>
+      <w:r>
+        <w:rPr>
+          <w:lang w:val="es-MX" w:eastAsia="es-MX"/>
+        </w:rPr>
+        <w:t>En la ruta Procesos de Ajustes -&gt; O.C. Anuladas sin partidas</w:t>
+      </w:r>
+    </w:p>
+    <w:p>
+      <w:pPr>
+        <w:rPr>
+          <w:lang w:val="es-MX" w:eastAsia="es-MX"/>
+        </w:rPr>
+      </w:pPr>
+      <w:r>
+        <w:rPr>
+          <w:lang w:val="es-MX" w:eastAsia="es-MX"/>
+        </w:rPr>
+        <w:t>Mostrara un listado un de ordenes de compra donde la anulación no realizo una partida de ajuste, el proceso de reversión toma un</w:t>
+      </w:r>
+      <w:r>
+        <w:rPr>
+          <w:lang w:val="es-MX" w:eastAsia="es-MX"/>
+        </w:rPr>
+        <w:t xml:space="preserve">a partida </w:t>
+      </w:r>
+      <w:r>
+        <w:rPr>
+          <w:lang w:val="es-MX" w:eastAsia="es-MX"/>
+        </w:rPr>
+        <w:t xml:space="preserve">realizada y en base a ella realiza la reversión, </w:t>
+      </w:r>
+      <w:r>
+        <w:rPr>
+          <w:b/>
+          <w:bCs/>
+          <w:i/>
+          <w:iCs/>
+          <w:lang w:val="es-MX" w:eastAsia="es-MX"/>
+        </w:rPr>
+        <w:t>esto es un proceso opcional</w:t>
+      </w:r>
+      <w:r>
+        <w:rPr>
+          <w:b/>
+          <w:bCs/>
+          <w:i/>
+          <w:iCs/>
+          <w:lang w:val="es-MX" w:eastAsia="es-MX"/>
+        </w:rPr>
+        <w:t xml:space="preserve"> debe tomarse el tiempo para revisar estas ordenes y determinar si es aplicable el ajuste</w:t>
+      </w:r>
+      <w:r>
+        <w:rPr>
+          <w:lang w:val="es-MX" w:eastAsia="es-MX"/>
+        </w:rPr>
+        <w:t>, pero que pude generar algún descuadre en mayor. Esto puede ser resultado de previas versiones de sistema</w:t>
+      </w:r>
+      <w:r>
+        <w:rPr>
+          <w:lang w:val="es-MX" w:eastAsia="es-MX"/>
+        </w:rPr>
+        <w:t xml:space="preserve"> o por migraciones o fallos al reversar. El proceso creara una partida si es que hay una de la cual se reversara </w:t>
+      </w:r>
+    </w:p>
+    <w:p>
+      <w:pPr>
+        <w:rPr>
+          <w:lang w:val="es-MX" w:eastAsia="es-MX"/>
+        </w:rPr>
+      </w:pPr>
+      <w:r>
+        <w:rPr>
+          <w:lang w:val="es-MX" w:eastAsia="es-MX"/>
+        </w:rPr>
+        <w:drawing>
+          <wp:inline distT="0" distB="0" distL="0" distR="0" wp14:anchorId="4AF26493" wp14:editId="3580D6BF">
+            <wp:extent cx="3858607" cy="2394525"/>
+            <wp:effectExtent l="0" t="0" r="8890" b="6350"/>
+            <wp:docPr id="14" name="Imagen 14"/>
+            <wp:cNvGraphicFramePr>
+              <a:graphicFrameLocks xmlns:a="http://schemas.openxmlformats.org/drawingml/2006/main" noChangeAspect="1"/>
+            </wp:cNvGraphicFramePr>
+            <a:graphic xmlns:a="http://schemas.openxmlformats.org/drawingml/2006/main">
+              <a:graphicData uri="http://schemas.openxmlformats.org/drawingml/2006/picture">
+                <pic:pic xmlns:pic="http://schemas.openxmlformats.org/drawingml/2006/picture">
+                  <pic:nvPicPr>
+                    <pic:cNvPr id="1" name=""/>
+                    <pic:cNvPicPr/>
+                  </pic:nvPicPr>
+                  <pic:blipFill>
+                    <a:blip r:embed="rId15"/>
+                    <a:stretch>
+                      <a:fillRect/>
+                    </a:stretch>
+                  </pic:blipFill>
+                  <pic:spPr>
+                    <a:xfrm>
+                      <a:off x="0" y="0"/>
+                      <a:ext cx="3868117" cy="2400426"/>
+                    </a:xfrm>
+                    <a:prstGeom prst="rect">
+                      <a:avLst/>
+                    </a:prstGeom>
+                  </pic:spPr>
+                </pic:pic>
+              </a:graphicData>
+            </a:graphic>
+          </wp:inline>
+        </w:drawing>
+      </w:r>
+    </w:p>
+    <w:p>
+      <w:pPr>
+        <w:rPr>
+          <w:b/>
+          <w:bCs/>
+          <w:i/>
+          <w:iCs/>
+          <w:lang w:val="es-MX" w:eastAsia="es-MX"/>
+        </w:rPr>
+      </w:pPr>
+      <w:r>
+        <w:rPr>
+          <w:lang w:val="es-MX" w:eastAsia="es-MX"/>
+        </w:rPr>
+        <w:t xml:space="preserve">En la ventana de Ordenes de compra el boton </w:t>
+      </w:r>
+      <w:r>
+        <w:rPr>
+          <w:lang w:val="es-MX" w:eastAsia="es-MX"/>
+        </w:rPr>
+        <w:drawing>
+          <wp:inline distT="0" distB="0" distL="0" distR="0" wp14:anchorId="4132BB39" wp14:editId="499F7A24">
+            <wp:extent cx="806823" cy="129338"/>
+            <wp:effectExtent l="0" t="0" r="0" b="4445"/>
+            <wp:docPr id="15" name="Imagen 15"/>
+            <wp:cNvGraphicFramePr>
+              <a:graphicFrameLocks xmlns:a="http://schemas.openxmlformats.org/drawingml/2006/main" noChangeAspect="1"/>
+            </wp:cNvGraphicFramePr>
+            <a:graphic xmlns:a="http://schemas.openxmlformats.org/drawingml/2006/main">
+              <a:graphicData uri="http://schemas.openxmlformats.org/drawingml/2006/picture">
+                <pic:pic xmlns:pic="http://schemas.openxmlformats.org/drawingml/2006/picture">
+                  <pic:nvPicPr>
+                    <pic:cNvPr id="1" name=""/>
+                    <pic:cNvPicPr/>
+                  </pic:nvPicPr>
+                  <pic:blipFill>
+                    <a:blip r:embed="rId16"/>
+                    <a:stretch>
+                      <a:fillRect/>
+                    </a:stretch>
+                  </pic:blipFill>
+                  <pic:spPr>
+                    <a:xfrm>
+                      <a:off x="0" y="0"/>
+                      <a:ext cx="824117" cy="132110"/>
+                    </a:xfrm>
+                    <a:prstGeom prst="rect">
+                      <a:avLst/>
+                    </a:prstGeom>
+                  </pic:spPr>
+                </pic:pic>
+              </a:graphicData>
+            </a:graphic>
+          </wp:inline>
+        </w:drawing>
+      </w:r>
+      <w:r>
+        <w:rPr>
+          <w:lang w:val="es-MX" w:eastAsia="es-MX"/>
+        </w:rPr>
+        <w:t xml:space="preserve"> mostrará la partida de anulación, de haber una. Este proceso es para revisar, </w:t>
+      </w:r>
+      <w:r>
+        <w:rPr>
+          <w:b/>
+          <w:bCs/>
+          <w:i/>
+          <w:iCs/>
+          <w:lang w:val="es-MX" w:eastAsia="es-MX"/>
+        </w:rPr>
+        <w:t>no es obligatorio</w:t>
+      </w:r>
+    </w:p>
+    <w:p>
+      <w:pPr>
+        <w:rPr>
+          <w:b/>
+          <w:bCs/>
+          <w:i/>
+          <w:iCs/>
+          <w:lang w:val="es-MX" w:eastAsia="es-MX"/>
+        </w:rPr>
+      </w:pPr>
+      <w:r>
+        <w:rPr>
+          <w:b/>
+          <w:bCs/>
+          <w:i/>
+          <w:iCs/>
+          <w:lang w:val="es-MX" w:eastAsia="es-MX"/>
+        </w:rPr>
+        <w:t>1.1.2 Otras mejoras en Ordenes de Compra</w:t>
+      </w:r>
+    </w:p>
+    <w:p>
+      <w:pPr>
+        <w:rPr>
+          <w:lang w:val="es-MX" w:eastAsia="es-MX"/>
+        </w:rPr>
+      </w:pPr>
+      <w:r>
+        <w:rPr>
+          <w:lang w:val="es-MX" w:eastAsia="es-MX"/>
+        </w:rPr>
+        <w:t xml:space="preserve">Se corrigió el que al seleccionar un producto para la orden este no traía el porcentaje de utilidad </w:t>
+      </w:r>
+    </w:p>
+    <w:p>
+      <w:pPr>
+        <w:rPr>
+          <w:lang w:val="es-MX" w:eastAsia="es-MX"/>
+        </w:rPr>
+      </w:pPr>
+    </w:p>
+    <w:p>
+      <w:pPr>
+        <w:rPr>
+          <w:b/>
+          <w:bCs/>
+          <w:i/>
+          <w:iCs/>
+          <w:lang w:val="es-MX" w:eastAsia="es-MX"/>
+        </w:rPr>
+      </w:pPr>
+      <w:r>
+        <w:rPr>
+          <w:b/>
+          <w:bCs/>
+          <w:i/>
+          <w:iCs/>
+          <w:lang w:val="es-MX" w:eastAsia="es-MX"/>
+        </w:rPr>
+        <w:t xml:space="preserve">1.2 </w:t>
+      </w:r>
+      <w:r>
+        <w:rPr>
+          <w:b/>
+          <w:bCs/>
+          <w:i/>
+          <w:iCs/>
+          <w:lang w:val="es-MX" w:eastAsia="es-MX"/>
+        </w:rPr>
+        <w:t>Recalculo de Costos promedios a Artículos</w:t>
+      </w:r>
+    </w:p>
+    <w:p>
+      <w:pPr>
+        <w:rPr>
+          <w:b/>
+          <w:bCs/>
+          <w:i/>
+          <w:iCs/>
+          <w:lang w:val="es-MX" w:eastAsia="es-MX"/>
+        </w:rPr>
+      </w:pPr>
+    </w:p>
+    <w:p>
+      <w:pPr>
+        <w:rPr>
+          <w:lang w:val="es-MX" w:eastAsia="es-MX"/>
+        </w:rPr>
+      </w:pPr>
+      <w:r>
+        <w:rPr>
+          <w:lang w:val="es-MX" w:eastAsia="es-MX"/>
+        </w:rPr>
+        <w:t xml:space="preserve">Actualmente el sistema en base a triggers recalcula el costo promedio, cuando se hace una entrada, </w:t>
+      </w:r>
+    </w:p>
+    <w:p>
+      <w:pPr>
+        <w:rPr>
+          <w:lang w:val="es-MX" w:eastAsia="es-MX"/>
+        </w:rPr>
+      </w:pPr>
+      <w:r>
+        <w:rPr>
+          <w:lang w:val="es-MX" w:eastAsia="es-MX"/>
+        </w:rPr>
+        <w:t>Cuando se realiza una salida Toma el ultimo costo del producto en lugar del costo promedio</w:t>
+      </w:r>
+    </w:p>
+    <w:p>
+      <w:pPr>
+        <w:rPr>
+          <w:lang w:val="es-MX" w:eastAsia="es-MX"/>
+        </w:rPr>
+      </w:pPr>
+      <w:r>
+        <w:rPr>
+          <w:lang w:val="es-MX" w:eastAsia="es-MX"/>
+        </w:rPr>
+        <w:lastRenderedPageBreak/>
+        <w:t>En la ruta Procesos de Ajustes -&gt;</w:t>
+      </w:r>
+      <w:r>
+        <w:rPr>
+          <w:lang w:val="es-MX" w:eastAsia="es-MX"/>
+        </w:rPr>
+        <w:t xml:space="preserve"> Costo Promedio General, levantará una ventana para revisar los costos promedios actuales, </w:t>
+      </w:r>
+      <w:r>
+        <w:rPr>
+          <w:lang w:val="es-MX" w:eastAsia="es-MX"/>
+        </w:rPr>
+        <w:t>en la col mostrara el c/p recalculado, y la diferencia entre este y el actual. Recalcularlo reemplazará en c/p actual por el nuevo</w:t>
+      </w:r>
+    </w:p>
+    <w:p>
+      <w:pPr>
+        <w:rPr>
+          <w:lang w:val="es-MX" w:eastAsia="es-MX"/>
+        </w:rPr>
+      </w:pPr>
+    </w:p>
+    <w:p>
+      <w:pPr>
+        <w:rPr>
+          <w:lang w:val="es-MX" w:eastAsia="es-MX"/>
+        </w:rPr>
+      </w:pPr>
+      <w:r>
+        <w:rPr>
+          <w:lang w:val="es-MX" w:eastAsia="es-MX"/>
+        </w:rPr>
+        <w:drawing>
+          <wp:inline distT="0" distB="0" distL="0" distR="0" wp14:anchorId="0A231F63" wp14:editId="3435563B">
+            <wp:extent cx="3980330" cy="2335121"/>
+            <wp:effectExtent l="0" t="0" r="1270" b="8255"/>
+            <wp:docPr id="16" name="Imagen 16"/>
+            <wp:cNvGraphicFramePr>
+              <a:graphicFrameLocks xmlns:a="http://schemas.openxmlformats.org/drawingml/2006/main" noChangeAspect="1"/>
+            </wp:cNvGraphicFramePr>
+            <a:graphic xmlns:a="http://schemas.openxmlformats.org/drawingml/2006/main">
+              <a:graphicData uri="http://schemas.openxmlformats.org/drawingml/2006/picture">
+                <pic:pic xmlns:pic="http://schemas.openxmlformats.org/drawingml/2006/picture">
+                  <pic:nvPicPr>
+                    <pic:cNvPr id="1" name=""/>
+                    <pic:cNvPicPr/>
+                  </pic:nvPicPr>
+                  <pic:blipFill>
+                    <a:blip r:embed="rId17"/>
+                    <a:stretch>
+                      <a:fillRect/>
+                    </a:stretch>
+                  </pic:blipFill>
+                  <pic:spPr>
+                    <a:xfrm>
+                      <a:off x="0" y="0"/>
+                      <a:ext cx="3987567" cy="2339366"/>
+                    </a:xfrm>
+                    <a:prstGeom prst="rect">
+                      <a:avLst/>
+                    </a:prstGeom>
+                  </pic:spPr>
+                </pic:pic>
+              </a:graphicData>
+            </a:graphic>
+          </wp:inline>
+        </w:drawing>
+      </w:r>
+    </w:p>
+    <w:p>
+      <w:pPr>
+        <w:rPr>
+          <w:lang w:val="es-MX"/>
+        </w:rPr>
+      </w:pPr>
+      <w:r>
+        <w:rPr>
+          <w:lang w:val="es-MX" w:eastAsia="es-MX"/>
+        </w:rPr>
+        <w:t>Se debe deliberar con la cooperativa si se usará el costo promedio de cada producto a la hora de realizar una salida o si se mantendrá el ultimo costo, hacer esto puede resultar en partidas por costos mas bajos o mas altos dependiendo del costo promedio y la entradas del producto, debemos deliberarlo.</w:t>
+      </w:r>
+      <w:r>
+        <w:rPr>
+          <w:lang w:val="es-MX" w:eastAsia="es-MX"/>
+        </w:rPr>
+        <w:br/>
+        <w:t xml:space="preserve">De igual forma este proceso </w:t>
+      </w:r>
+      <w:r>
+        <w:rPr>
+          <w:b/>
+          <w:bCs/>
+          <w:i/>
+          <w:iCs/>
+          <w:lang w:val="es-MX" w:eastAsia="es-MX"/>
+        </w:rPr>
+        <w:t>NO ES OBLIGATORIO</w:t>
+      </w:r>
+      <w:r>
+        <w:rPr>
+          <w:b/>
+          <w:bCs/>
+          <w:i/>
+          <w:iCs/>
+          <w:lang w:val="es-MX" w:eastAsia="es-MX"/>
+        </w:rPr>
+        <w:t xml:space="preserve"> (</w:t>
+      </w:r>
+      <w:r>
+        <w:rPr>
+          <w:lang w:val="es-MX" w:eastAsia="es-MX"/>
+        </w:rPr>
+        <w:t>de momento)</w:t>
+      </w:r>
+    </w:p>
+    <w:p>
+      <w:pPr>
+        <w:rPr>
+          <w:b/>
+          <w:bCs/>
+        </w:rPr>
+      </w:pPr>
+    </w:p>
     <w:sectPr>
       <w:pgSz w:w="11906" w:h="16838"/>
       <w:pgMar w:top="1417" w:right="1701" w:bottom="1417" w:left="1701" w:header="708" w:footer="708" w:gutter="0"/>
@@ -30,7 +2162,7 @@
 </file>
 
 <file path=word/styles.xml><?xml version="1.0" encoding="utf-8"?>
-<w:styles xmlns:mc="http://schemas.openxmlformats.org/markup-compatibility/2006" xmlns:r="http://schemas.openxmlformats.org/officeDocument/2006/relationships" xmlns:w="http://schemas.openxmlformats.org/wordprocessingml/2006/main" xmlns:w14="http://schemas.microsoft.com/office/word/2010/wordml" xmlns:w15="http://schemas.microsoft.com/office/word/2012/wordml" xmlns:w16cex="http://schemas.microsoft.com/office/word/2018/wordml/cex" xmlns:w16cid="http://schemas.microsoft.com/office/word/2016/wordml/cid" xmlns:w16="http://schemas.microsoft.com/office/word/2018/wordml" xmlns:w16du="http://schemas.microsoft.com/office/word/2023/wordml/word16du" xmlns:w16sdtdh="http://schemas.microsoft.com/office/word/2020/wordml/sdtdatahash" xmlns:w16sdtfl="http://schemas.microsoft.com/office/word/2024/wordml/sdtformatlock" xmlns:w16se="http://schemas.microsoft.com/office/word/2015/wordml/symex" mc:Ignorable="w14 w15 w16se w16cid w16 w16cex w16sdtdh w16sdtfl w16du">
+<w:styles xmlns:mc="http://schemas.openxmlformats.org/markup-compatibility/2006" xmlns:r="http://schemas.openxmlformats.org/officeDocument/2006/relationships" xmlns:w="http://schemas.openxmlformats.org/wordprocessingml/2006/main" xmlns:w14="http://schemas.microsoft.com/office/word/2010/wordml" xmlns:w15="http://schemas.microsoft.com/office/word/2012/wordml" xmlns:w16cex="http://schemas.microsoft.com/office/word/2018/wordml/cex" xmlns:w16cid="http://schemas.microsoft.com/office/word/2016/wordml/cid" xmlns:w16="http://schemas.microsoft.com/office/word/2018/wordml" xmlns:w16sdtdh="http://schemas.microsoft.com/office/word/2020/wordml/sdtdatahash" xmlns:w16se="http://schemas.microsoft.com/office/word/2015/wordml/symex" mc:Ignorable="w14 w15 w16se w16cid w16 w16cex w16sdtdh">
   <w:docDefaults>
     <w:rPrDefault>
       <w:rPr>
@@ -429,6 +2561,7 @@
   <w:style w:type="paragraph" w:default="1" w:styleId="Normal">
     <w:name w:val="Normal"/>
     <w:qFormat/>
+    <w:rsid w:val="00A24E28"/>
   </w:style>
   <w:style w:type="paragraph" w:styleId="Ttulo1">
     <w:name w:val="heading 1"/>
@@ -457,7 +2590,6 @@
     <w:next w:val="Normal"/>
     <w:link w:val="Ttulo2Car"/>
     <w:uiPriority w:val="9"/>
-    <w:semiHidden/>
     <w:unhideWhenUsed/>
     <w:qFormat/>
     <w:rsid w:val="00800AA8"/>
@@ -631,6 +2763,7 @@
   <w:style w:type="character" w:default="1" w:styleId="Fuentedeprrafopredeter">
     <w:name w:val="Default Paragraph Font"/>
     <w:uiPriority w:val="1"/>
+    <w:semiHidden/>
     <w:unhideWhenUsed/>
   </w:style>
   <w:style w:type="table" w:default="1" w:styleId="Tablanormal">
@@ -672,7 +2805,6 @@
     <w:basedOn w:val="Fuentedeprrafopredeter"/>
     <w:link w:val="Ttulo2"/>
     <w:uiPriority w:val="9"/>
-    <w:semiHidden/>
     <w:rsid w:val="00800AA8"/>
     <w:rPr>
       <w:rFonts w:asciiTheme="majorHAnsi" w:eastAsiaTheme="majorEastAsia" w:hAnsiTheme="majorHAnsi" w:cstheme="majorBidi"/>
